--- a/20241874_김민규.docx
+++ b/20241874_김민규.docx
@@ -1,6 +1,6 @@
 
 <file path=word/document.xml><?xml version="1.0" encoding="utf-8"?>
-<w:document xmlns:wpc="http://schemas.microsoft.com/office/word/2010/wordprocessingCanvas" xmlns:cx="http://schemas.microsoft.com/office/drawing/2014/chartex" xmlns:cx1="http://schemas.microsoft.com/office/drawing/2015/9/8/chartex" xmlns:cx2="http://schemas.microsoft.com/office/drawing/2015/10/21/chartex" xmlns:cx3="http://schemas.microsoft.com/office/drawing/2016/5/9/chartex" xmlns:cx4="http://schemas.microsoft.com/office/drawing/2016/5/10/chartex" xmlns:cx5="http://schemas.microsoft.com/office/drawing/2016/5/11/chartex" xmlns:cx6="http://schemas.microsoft.com/office/drawing/2016/5/12/chartex" xmlns:cx7="http://schemas.microsoft.com/office/drawing/2016/5/13/chartex" xmlns:cx8="http://schemas.microsoft.com/office/drawing/2016/5/14/chartex" xmlns:mc="http://schemas.openxmlformats.org/markup-compatibility/2006" xmlns:aink="http://schemas.microsoft.com/office/drawing/2016/ink" xmlns:am3d="http://schemas.microsoft.com/office/drawing/2017/model3d" xmlns:o="urn:schemas-microsoft-com:office:office" xmlns:oel="http://schemas.microsoft.com/office/2019/extlst" xmlns:r="http://schemas.openxmlformats.org/officeDocument/2006/relationships" xmlns:m="http://schemas.openxmlformats.org/officeDocument/2006/math" xmlns:v="urn:schemas-microsoft-com:vml" xmlns:wp14="http://schemas.microsoft.com/office/word/2010/wordprocessingDrawing" xmlns:wp="http://schemas.openxmlformats.org/drawingml/2006/wordprocessingDrawing" xmlns:w10="urn:schemas-microsoft-com:office:word" xmlns:w="http://schemas.openxmlformats.org/wordprocessingml/2006/main" xmlns:w14="http://schemas.microsoft.com/office/word/2010/wordml" xmlns:w15="http://schemas.microsoft.com/office/word/2012/wordml" xmlns:w16cex="http://schemas.microsoft.com/office/word/2018/wordml/cex" xmlns:w16cid="http://schemas.microsoft.com/office/word/2016/wordml/cid" xmlns:w16="http://schemas.microsoft.com/office/word/2018/wordml" xmlns:w16du="http://schemas.microsoft.com/office/word/2023/wordml/word16du" xmlns:w16sdtdh="http://schemas.microsoft.com/office/word/2020/wordml/sdtdatahash" xmlns:w16sdtfl="http://schemas.microsoft.com/office/word/2024/wordml/sdtformatlock" xmlns:w16se="http://schemas.microsoft.com/office/word/2015/wordml/symex" xmlns:wpg="http://schemas.microsoft.com/office/word/2010/wordprocessingGroup" xmlns:wpi="http://schemas.microsoft.com/office/word/2010/wordprocessingInk" xmlns:wne="http://schemas.microsoft.com/office/word/2006/wordml" xmlns:wps="http://schemas.microsoft.com/office/word/2010/wordprocessingShape" mc:Ignorable="w14 w15 w16se w16cid w16 w16cex w16sdtdh w16sdtfl w16du wp14">
+<w:document xmlns:ns1="http://schemas.openxmlformats.org/markup-compatibility/2006" xmlns:ns2="http://schemas.openxmlformats.org/drawingml/2006/wordprocessingDrawing" xmlns:ns3="http://schemas.openxmlformats.org/drawingml/2006/main" xmlns:ns4="http://schemas.openxmlformats.org/drawingml/2006/picture" xmlns:ns5="http://schemas.openxmlformats.org/officeDocument/2006/relationships" xmlns:w="http://schemas.openxmlformats.org/wordprocessingml/2006/main" ns1:Ignorable="w14 w15 w16se w16cid w16 w16cex w16sdtdh w16sdtfl w16du wp14">
   <w:body>
     <w:p>
       <w:pPr>
@@ -6348,9 +6348,61 @@
         <w:t>3. Figma 디자인 (https://www.figma.com/design/VZdeXTfwxJYBxy2xOJrl8c/Kbo-Fans) — UI/UX 와이어프레임</w:t>
       </w:r>
     </w:p>
+    <w:p>
+      <w:r>
+        <w:rPr>
+          <w:b/>
+          <w:sz w:val="24"/>
+        </w:rPr>
+        <w:t>화면 4-1: 경기 상세 - 라인업 실제 캡처</w:t>
+      </w:r>
+    </w:p>
+    <w:p>
+      <w:r>
+        <w:rPr/>
+        <w:t>웹 실제 실행 화면에서 경기 상세 &gt; 라인업 탭을 캡처한 이미지입니다.</w:t>
+      </w:r>
+    </w:p>
+    <w:p>
+      <w:r>
+        <w:drawing>
+          <ns2:inline distT="0" distB="0" distL="0" distR="0">
+            <ns2:extent cx="2788920" cy="6035508"/>
+            <ns2:effectExtent l="0" t="0" r="0" b="0"/>
+            <ns2:docPr id="1001" name="Detail Layout Mock"/>
+            <ns2:cNvGraphicFramePr/>
+            <ns3:graphic>
+              <ns3:graphicData uri="http://schemas.openxmlformats.org/drawingml/2006/picture">
+                <ns4:pic>
+                  <ns4:nvPicPr>
+                    <ns4:cNvPr id="0" name="detail_layout_mock.png"/>
+                    <ns4:cNvPicPr/>
+                  </ns4:nvPicPr>
+                  <ns4:blipFill>
+                    <ns3:blip ns5:embed="rId11"/>
+                    <ns3:stretch>
+                      <ns3:fillRect/>
+                    </ns3:stretch>
+                  </ns4:blipFill>
+                  <ns4:spPr>
+                    <ns3:xfrm>
+                      <ns3:off x="0" y="0"/>
+                      <ns3:ext cx="2788920" cy="6035508"/>
+                    </ns3:xfrm>
+                    <ns3:prstGeom prst="rect">
+                      <ns3:avLst/>
+                    </ns3:prstGeom>
+                  </ns4:spPr>
+                </ns4:pic>
+              </ns3:graphicData>
+            </ns3:graphic>
+          </ns2:inline>
+        </w:drawing>
+      </w:r>
+    </w:p>
     <w:sectPr>
-      <w:headerReference w:type="default" r:id="rId7"/>
-      <w:footerReference w:type="default" r:id="rId8"/>
+      <w:headerReference w:type="default" ns5:id="rId7"/>
+      <w:footerReference w:type="default" ns5:id="rId8"/>
       <w:pgSz w:w="11906" w:h="16838"/>
       <w:pgMar w:top="1440" w:right="1800" w:bottom="1440" w:left="1800" w:header="708" w:footer="708" w:gutter="0"/>
       <w:cols w:space="720"/>
